--- a/output/seccion_4_2025_11.docx
+++ b/output/seccion_4_2025_11.docx
@@ -53,7 +53,7 @@
         <w:ind w:left="1440"/>
       </w:pPr>
       <w:r>
-        <w:t xml:space="preserve">Se relacionan las entradas al almacén SDSCJ durante el mes correspondiente, donde se registran los equipos y componentes recibidos para el sistema de videovigilancia.</w:t>
+        <w:t xml:space="preserve">Se realiza la radicación GSC-7664-2025 INGRESOS ELEMENTOS ALMACÉN NOVIEMBRE 2025 el 02 de diciembre del 2025 para el trámite de ingreso al almacén de los siguientes ítems.</w:t>
       </w:r>
     </w:p>
     <w:tbl>
@@ -320,35 +320,199 @@
         <w:pStyle w:val="Ttulo2"/>
         <w:ind w:left="720"/>
       </w:pPr>
-    </w:p>
-    <w:p>
-      <w:pPr>
-        <w:pStyle w:val="Ttulo2"/>
-        <w:ind w:left="720"/>
-      </w:pPr>
       <w:r>
         <w:t>4.3. ENTREGA EQUIPOS NO OPERATIVOS ALMACÉN SDSCJ</w:t>
       </w:r>
     </w:p>
+    <w:p/>
     <w:p>
       <w:pPr>
-        <w:ind w:left="1440"/>
+        <w:ind w:left="720" w:firstLine="720"/>
       </w:pPr>
       <w:r>
-        <w:t xml:space="preserve">SGTY-124121-01</w:t>
+        <w:t xml:space="preserve">Se radican ante la interventoría del contrato los equipos no operativos desinstalados en el mes de NOVIEMBRE del 2025, para su reintegró al almacén de la Secretaría Distrital De Seguridad, Convivencia Y Justicia, se radica bajo comunicado GSC-7661-2025-BAJAS NOVIEMBRE el 01 de diciembre del 2025.</w:t>
       </w:r>
     </w:p>
+    <w:tbl>
+      <w:tblPr>
+        <w:tblStyle w:val="Tablaconcuadrcula"/>
+        <w:jc w:val="center"/>
+        <w:tblLook w:firstColumn="1" w:firstRow="1" w:lastColumn="0" w:lastRow="0" w:noHBand="0" w:noVBand="1" w:val="04A0"/>
+        <w:tblLayout w:type="autofit"/>
+      </w:tblPr>
+      <w:tblGrid>
+        <w:gridCol w:w="5400"/>
+        <w:gridCol w:w="5400"/>
+      </w:tblGrid>
+      <w:tr>
+        <w:trPr>
+          <w:tblHeader w:val="true"/>
+        </w:trPr>
+        <w:tc>
+          <w:tcPr>
+            <w:tcW w:type="dxa" w:w="5400"/>
+            <w:shd w:fill="1F4E79"/>
+            <w:vAlign w:val="center"/>
+          </w:tcPr>
+          <w:p>
+            <w:pPr>
+              <w:jc w:val="center"/>
+            </w:pPr>
+            <w:r>
+              <w:rPr>
+                <w:b/>
+                <w:color w:val="FFFFFF"/>
+                <w:sz w:val="16"/>
+              </w:rPr>
+              <w:t>CAMPO</w:t>
+            </w:r>
+          </w:p>
+        </w:tc>
+        <w:tc>
+          <w:tcPr>
+            <w:tcW w:type="dxa" w:w="5400"/>
+            <w:shd w:fill="1F4E79"/>
+            <w:vAlign w:val="center"/>
+          </w:tcPr>
+          <w:p>
+            <w:pPr>
+              <w:jc w:val="center"/>
+            </w:pPr>
+            <w:r>
+              <w:rPr>
+                <w:b/>
+                <w:color w:val="FFFFFF"/>
+                <w:sz w:val="16"/>
+              </w:rPr>
+              <w:t>VALOR</w:t>
+            </w:r>
+          </w:p>
+        </w:tc>
+      </w:tr>
+      <w:tr>
+        <w:tc>
+          <w:tcPr>
+            <w:tcW w:type="dxa" w:w="5400"/>
+            <w:shd w:fill="FFFFFF"/>
+            <w:vAlign w:val="center"/>
+          </w:tcPr>
+          <w:p>
+            <w:pPr>
+              <w:jc w:val="left"/>
+            </w:pPr>
+            <w:r>
+              <w:rPr>
+                <w:color w:val="000000"/>
+                <w:sz w:val="16"/>
+              </w:rPr>
+              <w:t>FECHA</w:t>
+            </w:r>
+          </w:p>
+        </w:tc>
+        <w:tc>
+          <w:tcPr>
+            <w:tcW w:type="dxa" w:w="5400"/>
+            <w:shd w:fill="FFFFFF"/>
+            <w:vAlign w:val="center"/>
+          </w:tcPr>
+          <w:p>
+            <w:pPr>
+              <w:jc w:val="center"/>
+            </w:pPr>
+            <w:r>
+              <w:rPr>
+                <w:color w:val="000000"/>
+                <w:sz w:val="16"/>
+              </w:rPr>
+              <w:t>04/12/2025</w:t>
+            </w:r>
+          </w:p>
+        </w:tc>
+      </w:tr>
+      <w:tr>
+        <w:tc>
+          <w:tcPr>
+            <w:tcW w:type="dxa" w:w="5400"/>
+            <w:shd w:fill="F2F2F2"/>
+            <w:vAlign w:val="center"/>
+          </w:tcPr>
+          <w:p>
+            <w:pPr>
+              <w:jc w:val="left"/>
+            </w:pPr>
+            <w:r>
+              <w:rPr>
+                <w:color w:val="000000"/>
+                <w:sz w:val="16"/>
+              </w:rPr>
+              <w:t>COMUNICADO</w:t>
+            </w:r>
+          </w:p>
+        </w:tc>
+        <w:tc>
+          <w:tcPr>
+            <w:tcW w:type="dxa" w:w="5400"/>
+            <w:shd w:fill="F2F2F2"/>
+            <w:vAlign w:val="center"/>
+          </w:tcPr>
+          <w:p>
+            <w:pPr>
+              <w:jc w:val="center"/>
+            </w:pPr>
+            <w:r>
+              <w:rPr>
+                <w:color w:val="000000"/>
+                <w:sz w:val="16"/>
+              </w:rPr>
+              <w:t>SGTY-124121-01</w:t>
+            </w:r>
+          </w:p>
+        </w:tc>
+      </w:tr>
+      <w:tr>
+        <w:tc>
+          <w:tcPr>
+            <w:tcW w:type="dxa" w:w="5400"/>
+            <w:shd w:fill="FFFFFF"/>
+            <w:vAlign w:val="center"/>
+          </w:tcPr>
+          <w:p>
+            <w:pPr>
+              <w:jc w:val="left"/>
+            </w:pPr>
+            <w:r>
+              <w:rPr>
+                <w:color w:val="000000"/>
+                <w:sz w:val="16"/>
+              </w:rPr>
+              <w:t>ESTADO</w:t>
+            </w:r>
+          </w:p>
+        </w:tc>
+        <w:tc>
+          <w:tcPr>
+            <w:tcW w:type="dxa" w:w="5400"/>
+            <w:shd w:fill="FFFFFF"/>
+            <w:vAlign w:val="center"/>
+          </w:tcPr>
+          <w:p>
+            <w:pPr>
+              <w:jc w:val="center"/>
+            </w:pPr>
+            <w:r>
+              <w:rPr>
+                <w:color w:val="000000"/>
+                <w:sz w:val="16"/>
+              </w:rPr>
+              <w:t>Aprobado</w:t>
+            </w:r>
+          </w:p>
+        </w:tc>
+      </w:tr>
+    </w:tbl>
     <w:p>
       <w:pPr>
-        <w:ind w:left="1440"/>
-      </w:pPr>
-      <w:r>
-        <w:t xml:space="preserve">04/12/2025</w:t>
-      </w:r>
-    </w:p>
-    <w:p>
-      <w:pPr>
-        <w:ind w:left="720"/>
+        <w:ind w:left="720" w:firstLine="720"/>
       </w:pPr>
     </w:p>
     <w:p>
@@ -356,12 +520,329 @@
         <w:ind w:left="720" w:firstLine="720"/>
       </w:pPr>
       <w:r>
-        <w:t xml:space="preserve"/>
+        <w:t xml:space="preserve">Se radica los equipos al almacén SDSCJ que requieren reintegro por su no operatividad en el mes de NOVIEMBRE del 2025:</w:t>
       </w:r>
     </w:p>
+    <w:tbl>
+      <w:tblPr>
+        <w:tblStyle w:val="Tablaconcuadrcula"/>
+        <w:jc w:val="center"/>
+        <w:tblLook w:firstColumn="1" w:firstRow="1" w:lastColumn="0" w:lastRow="0" w:noHBand="0" w:noVBand="1" w:val="04A0"/>
+        <w:tblLayout w:type="autofit"/>
+      </w:tblPr>
+      <w:tblGrid>
+        <w:gridCol w:w="3600"/>
+        <w:gridCol w:w="3600"/>
+        <w:gridCol w:w="3600"/>
+      </w:tblGrid>
+      <w:tr>
+        <w:trPr>
+          <w:tblHeader w:val="true"/>
+        </w:trPr>
+        <w:tc>
+          <w:tcPr>
+            <w:tcW w:type="dxa" w:w="3600"/>
+            <w:shd w:fill="1F4E79"/>
+            <w:vAlign w:val="center"/>
+          </w:tcPr>
+          <w:p>
+            <w:pPr>
+              <w:jc w:val="center"/>
+            </w:pPr>
+            <w:r>
+              <w:rPr>
+                <w:b/>
+                <w:color w:val="FFFFFF"/>
+                <w:sz w:val="16"/>
+              </w:rPr>
+              <w:t>No.</w:t>
+            </w:r>
+          </w:p>
+        </w:tc>
+        <w:tc>
+          <w:tcPr>
+            <w:tcW w:type="dxa" w:w="3600"/>
+            <w:shd w:fill="1F4E79"/>
+            <w:vAlign w:val="center"/>
+          </w:tcPr>
+          <w:p>
+            <w:pPr>
+              <w:jc w:val="center"/>
+            </w:pPr>
+            <w:r>
+              <w:rPr>
+                <w:b/>
+                <w:color w:val="FFFFFF"/>
+                <w:sz w:val="16"/>
+              </w:rPr>
+              <w:t>EQUIPO</w:t>
+            </w:r>
+          </w:p>
+        </w:tc>
+        <w:tc>
+          <w:tcPr>
+            <w:tcW w:type="dxa" w:w="3600"/>
+            <w:shd w:fill="1F4E79"/>
+            <w:vAlign w:val="center"/>
+          </w:tcPr>
+          <w:p>
+            <w:pPr>
+              <w:jc w:val="center"/>
+            </w:pPr>
+            <w:r>
+              <w:rPr>
+                <w:b/>
+                <w:color w:val="FFFFFF"/>
+                <w:sz w:val="16"/>
+              </w:rPr>
+              <w:t>CANTIDAD</w:t>
+            </w:r>
+          </w:p>
+        </w:tc>
+      </w:tr>
+      <w:tr>
+        <w:tc>
+          <w:tcPr>
+            <w:tcW w:type="dxa" w:w="3600"/>
+            <w:shd w:fill="FFFFFF"/>
+            <w:vAlign w:val="center"/>
+          </w:tcPr>
+          <w:p>
+            <w:pPr>
+              <w:jc w:val="left"/>
+            </w:pPr>
+            <w:r>
+              <w:rPr>
+                <w:color w:val="000000"/>
+                <w:sz w:val="16"/>
+              </w:rPr>
+              <w:t>1</w:t>
+            </w:r>
+          </w:p>
+        </w:tc>
+        <w:tc>
+          <w:tcPr>
+            <w:tcW w:type="dxa" w:w="3600"/>
+            <w:shd w:fill="FFFFFF"/>
+            <w:vAlign w:val="center"/>
+          </w:tcPr>
+          <w:p>
+            <w:pPr>
+              <w:jc w:val="center"/>
+            </w:pPr>
+            <w:r>
+              <w:rPr>
+                <w:color w:val="000000"/>
+                <w:sz w:val="16"/>
+              </w:rPr>
+              <w:t>aaa</w:t>
+            </w:r>
+          </w:p>
+        </w:tc>
+        <w:tc>
+          <w:tcPr>
+            <w:tcW w:type="dxa" w:w="3600"/>
+            <w:shd w:fill="FFFFFF"/>
+            <w:vAlign w:val="center"/>
+          </w:tcPr>
+          <w:p>
+            <w:pPr>
+              <w:jc w:val="center"/>
+            </w:pPr>
+            <w:r>
+              <w:rPr>
+                <w:color w:val="000000"/>
+                <w:sz w:val="16"/>
+              </w:rPr>
+              <w:t>10</w:t>
+            </w:r>
+          </w:p>
+        </w:tc>
+      </w:tr>
+      <w:tr>
+        <w:tc>
+          <w:tcPr>
+            <w:tcW w:type="dxa" w:w="3600"/>
+            <w:shd w:fill="F2F2F2"/>
+            <w:vAlign w:val="center"/>
+          </w:tcPr>
+          <w:p>
+            <w:pPr>
+              <w:jc w:val="left"/>
+            </w:pPr>
+            <w:r>
+              <w:rPr>
+                <w:color w:val="000000"/>
+                <w:sz w:val="16"/>
+              </w:rPr>
+              <w:t>2</w:t>
+            </w:r>
+          </w:p>
+        </w:tc>
+        <w:tc>
+          <w:tcPr>
+            <w:tcW w:type="dxa" w:w="3600"/>
+            <w:shd w:fill="F2F2F2"/>
+            <w:vAlign w:val="center"/>
+          </w:tcPr>
+          <w:p>
+            <w:pPr>
+              <w:jc w:val="center"/>
+            </w:pPr>
+            <w:r>
+              <w:rPr>
+                <w:color w:val="000000"/>
+                <w:sz w:val="16"/>
+              </w:rPr>
+              <w:t>bbb</w:t>
+            </w:r>
+          </w:p>
+        </w:tc>
+        <w:tc>
+          <w:tcPr>
+            <w:tcW w:type="dxa" w:w="3600"/>
+            <w:shd w:fill="F2F2F2"/>
+            <w:vAlign w:val="center"/>
+          </w:tcPr>
+          <w:p>
+            <w:pPr>
+              <w:jc w:val="center"/>
+            </w:pPr>
+            <w:r>
+              <w:rPr>
+                <w:color w:val="000000"/>
+                <w:sz w:val="16"/>
+              </w:rPr>
+              <w:t>15</w:t>
+            </w:r>
+          </w:p>
+        </w:tc>
+      </w:tr>
+      <w:tr>
+        <w:tc>
+          <w:tcPr>
+            <w:tcW w:type="dxa" w:w="3600"/>
+            <w:shd w:fill="FFFFFF"/>
+            <w:vAlign w:val="center"/>
+          </w:tcPr>
+          <w:p>
+            <w:pPr>
+              <w:jc w:val="left"/>
+            </w:pPr>
+            <w:r>
+              <w:rPr>
+                <w:color w:val="000000"/>
+                <w:sz w:val="16"/>
+              </w:rPr>
+              <w:t>3</w:t>
+            </w:r>
+          </w:p>
+        </w:tc>
+        <w:tc>
+          <w:tcPr>
+            <w:tcW w:type="dxa" w:w="3600"/>
+            <w:shd w:fill="FFFFFF"/>
+            <w:vAlign w:val="center"/>
+          </w:tcPr>
+          <w:p>
+            <w:pPr>
+              <w:jc w:val="center"/>
+            </w:pPr>
+            <w:r>
+              <w:rPr>
+                <w:color w:val="000000"/>
+                <w:sz w:val="16"/>
+              </w:rPr>
+              <w:t>ccc</w:t>
+            </w:r>
+          </w:p>
+        </w:tc>
+        <w:tc>
+          <w:tcPr>
+            <w:tcW w:type="dxa" w:w="3600"/>
+            <w:shd w:fill="FFFFFF"/>
+            <w:vAlign w:val="center"/>
+          </w:tcPr>
+          <w:p>
+            <w:pPr>
+              <w:jc w:val="center"/>
+            </w:pPr>
+            <w:r>
+              <w:rPr>
+                <w:color w:val="000000"/>
+                <w:sz w:val="16"/>
+              </w:rPr>
+              <w:t>5</w:t>
+            </w:r>
+          </w:p>
+        </w:tc>
+      </w:tr>
+      <w:tr>
+        <w:tc>
+          <w:tcPr>
+            <w:tcW w:type="dxa" w:w="3600"/>
+            <w:shd w:fill="D9E1F2"/>
+            <w:vAlign w:val="center"/>
+          </w:tcPr>
+          <w:p>
+            <w:pPr>
+              <w:jc w:val="center"/>
+            </w:pPr>
+            <w:r>
+              <w:rPr>
+                <w:b/>
+                <w:color w:val="000000"/>
+                <w:sz w:val="16"/>
+              </w:rPr>
+              <w:t>TOTAL</w:t>
+            </w:r>
+          </w:p>
+        </w:tc>
+        <w:tc>
+          <w:tcPr>
+            <w:tcW w:type="dxa" w:w="3600"/>
+            <w:shd w:fill="D9E1F2"/>
+            <w:vAlign w:val="center"/>
+          </w:tcPr>
+          <w:p>
+            <w:pPr>
+              <w:jc w:val="center"/>
+            </w:pPr>
+            <w:r>
+              <w:rPr>
+                <w:b/>
+                <w:color w:val="000000"/>
+                <w:sz w:val="16"/>
+              </w:rPr>
+              <w:t>0</w:t>
+            </w:r>
+          </w:p>
+        </w:tc>
+        <w:tc>
+          <w:tcPr>
+            <w:tcW w:type="dxa" w:w="3600"/>
+            <w:shd w:fill="D9E1F2"/>
+            <w:vAlign w:val="center"/>
+          </w:tcPr>
+          <w:p>
+            <w:pPr>
+              <w:jc w:val="center"/>
+            </w:pPr>
+            <w:r>
+              <w:rPr>
+                <w:b/>
+                <w:color w:val="000000"/>
+                <w:sz w:val="16"/>
+              </w:rPr>
+              <w:t>30</w:t>
+            </w:r>
+          </w:p>
+        </w:tc>
+      </w:tr>
+    </w:tbl>
     <w:p>
       <w:pPr>
-        <w:ind w:left="720"/>
+        <w:ind w:left="720" w:firstLine="720"/>
       </w:pPr>
     </w:p>
     <w:p>
@@ -369,12 +850,189 @@
         <w:ind w:left="720" w:firstLine="720"/>
       </w:pPr>
       <w:r>
-        <w:t xml:space="preserve"/>
+        <w:t xml:space="preserve">los siniestro bla bla bla bla</w:t>
       </w:r>
     </w:p>
+    <w:tbl>
+      <w:tblPr>
+        <w:tblStyle w:val="Tablaconcuadrcula"/>
+        <w:jc w:val="center"/>
+        <w:tblLook w:firstColumn="1" w:firstRow="1" w:lastColumn="0" w:lastRow="0" w:noHBand="0" w:noVBand="1" w:val="04A0"/>
+        <w:tblLayout w:type="autofit"/>
+      </w:tblPr>
+      <w:tblGrid>
+        <w:gridCol w:w="5400"/>
+        <w:gridCol w:w="5400"/>
+      </w:tblGrid>
+      <w:tr>
+        <w:trPr>
+          <w:tblHeader w:val="true"/>
+        </w:trPr>
+        <w:tc>
+          <w:tcPr>
+            <w:tcW w:type="dxa" w:w="5400"/>
+            <w:shd w:fill="1F4E79"/>
+            <w:vAlign w:val="center"/>
+          </w:tcPr>
+          <w:p>
+            <w:pPr>
+              <w:jc w:val="center"/>
+            </w:pPr>
+            <w:r>
+              <w:rPr>
+                <w:b/>
+                <w:color w:val="FFFFFF"/>
+                <w:sz w:val="16"/>
+              </w:rPr>
+              <w:t>CAMPO</w:t>
+            </w:r>
+          </w:p>
+        </w:tc>
+        <w:tc>
+          <w:tcPr>
+            <w:tcW w:type="dxa" w:w="5400"/>
+            <w:shd w:fill="1F4E79"/>
+            <w:vAlign w:val="center"/>
+          </w:tcPr>
+          <w:p>
+            <w:pPr>
+              <w:jc w:val="center"/>
+            </w:pPr>
+            <w:r>
+              <w:rPr>
+                <w:b/>
+                <w:color w:val="FFFFFF"/>
+                <w:sz w:val="16"/>
+              </w:rPr>
+              <w:t>VALOR</w:t>
+            </w:r>
+          </w:p>
+        </w:tc>
+      </w:tr>
+      <w:tr>
+        <w:tc>
+          <w:tcPr>
+            <w:tcW w:type="dxa" w:w="5400"/>
+            <w:shd w:fill="FFFFFF"/>
+            <w:vAlign w:val="center"/>
+          </w:tcPr>
+          <w:p>
+            <w:pPr>
+              <w:jc w:val="left"/>
+            </w:pPr>
+            <w:r>
+              <w:rPr>
+                <w:color w:val="000000"/>
+                <w:sz w:val="16"/>
+              </w:rPr>
+              <w:t>FECHA</w:t>
+            </w:r>
+          </w:p>
+        </w:tc>
+        <w:tc>
+          <w:tcPr>
+            <w:tcW w:type="dxa" w:w="5400"/>
+            <w:shd w:fill="FFFFFF"/>
+            <w:vAlign w:val="center"/>
+          </w:tcPr>
+          <w:p>
+            <w:pPr>
+              <w:jc w:val="center"/>
+            </w:pPr>
+            <w:r>
+              <w:rPr>
+                <w:color w:val="000000"/>
+                <w:sz w:val="16"/>
+              </w:rPr>
+              <w:t>04/12/2025</w:t>
+            </w:r>
+          </w:p>
+        </w:tc>
+      </w:tr>
+      <w:tr>
+        <w:tc>
+          <w:tcPr>
+            <w:tcW w:type="dxa" w:w="5400"/>
+            <w:shd w:fill="F2F2F2"/>
+            <w:vAlign w:val="center"/>
+          </w:tcPr>
+          <w:p>
+            <w:pPr>
+              <w:jc w:val="left"/>
+            </w:pPr>
+            <w:r>
+              <w:rPr>
+                <w:color w:val="000000"/>
+                <w:sz w:val="16"/>
+              </w:rPr>
+              <w:t>COMUNICADO</w:t>
+            </w:r>
+          </w:p>
+        </w:tc>
+        <w:tc>
+          <w:tcPr>
+            <w:tcW w:type="dxa" w:w="5400"/>
+            <w:shd w:fill="F2F2F2"/>
+            <w:vAlign w:val="center"/>
+          </w:tcPr>
+          <w:p>
+            <w:pPr>
+              <w:jc w:val="center"/>
+            </w:pPr>
+            <w:r>
+              <w:rPr>
+                <w:color w:val="000000"/>
+                <w:sz w:val="16"/>
+              </w:rPr>
+              <w:t>etb-2025</w:t>
+            </w:r>
+          </w:p>
+        </w:tc>
+      </w:tr>
+      <w:tr>
+        <w:tc>
+          <w:tcPr>
+            <w:tcW w:type="dxa" w:w="5400"/>
+            <w:shd w:fill="FFFFFF"/>
+            <w:vAlign w:val="center"/>
+          </w:tcPr>
+          <w:p>
+            <w:pPr>
+              <w:jc w:val="left"/>
+            </w:pPr>
+            <w:r>
+              <w:rPr>
+                <w:color w:val="000000"/>
+                <w:sz w:val="16"/>
+              </w:rPr>
+              <w:t>CANTIDAD</w:t>
+            </w:r>
+          </w:p>
+        </w:tc>
+        <w:tc>
+          <w:tcPr>
+            <w:tcW w:type="dxa" w:w="5400"/>
+            <w:shd w:fill="FFFFFF"/>
+            <w:vAlign w:val="center"/>
+          </w:tcPr>
+          <w:p>
+            <w:pPr>
+              <w:jc w:val="center"/>
+            </w:pPr>
+            <w:r>
+              <w:rPr>
+                <w:color w:val="000000"/>
+                <w:sz w:val="16"/>
+              </w:rPr>
+              <w:t>4</w:t>
+            </w:r>
+          </w:p>
+        </w:tc>
+      </w:tr>
+    </w:tbl>
     <w:p>
       <w:pPr>
-        <w:ind w:left="720"/>
+        <w:ind w:left="720" w:firstLine="720"/>
       </w:pPr>
     </w:p>
     <w:p>
@@ -382,20 +1040,326 @@
         <w:ind w:left="720" w:firstLine="720"/>
       </w:pPr>
       <w:r>
-        <w:t xml:space="preserve">Se adjuntan como </w:t>
-      </w:r>
-      <w:r>
-        <w:t>anexos:</w:t>
+        <w:t xml:space="preserve">Se radica los equipos al almacén SDSCJ que requieren reintegro por su no operatividad en el mes de Noviembre del 2025.</w:t>
       </w:r>
     </w:p>
-    <w:p>
-      <w:pPr>
-        <w:ind w:left="720" w:firstLine="720"/>
-      </w:pPr>
-      <w:r>
-        <w:t xml:space="preserve"/>
-      </w:r>
-    </w:p>
+    <w:tbl>
+      <w:tblPr>
+        <w:tblStyle w:val="Tablaconcuadrcula"/>
+        <w:jc w:val="center"/>
+        <w:tblLook w:firstColumn="1" w:firstRow="1" w:lastColumn="0" w:lastRow="0" w:noHBand="0" w:noVBand="1" w:val="04A0"/>
+        <w:tblLayout w:type="autofit"/>
+      </w:tblPr>
+      <w:tblGrid>
+        <w:gridCol w:w="3600"/>
+        <w:gridCol w:w="3600"/>
+        <w:gridCol w:w="3600"/>
+      </w:tblGrid>
+      <w:tr>
+        <w:trPr>
+          <w:tblHeader w:val="true"/>
+        </w:trPr>
+        <w:tc>
+          <w:tcPr>
+            <w:tcW w:type="dxa" w:w="3600"/>
+            <w:shd w:fill="1F4E79"/>
+            <w:vAlign w:val="center"/>
+          </w:tcPr>
+          <w:p>
+            <w:pPr>
+              <w:jc w:val="center"/>
+            </w:pPr>
+            <w:r>
+              <w:rPr>
+                <w:b/>
+                <w:color w:val="FFFFFF"/>
+                <w:sz w:val="16"/>
+              </w:rPr>
+              <w:t>No.</w:t>
+            </w:r>
+          </w:p>
+        </w:tc>
+        <w:tc>
+          <w:tcPr>
+            <w:tcW w:type="dxa" w:w="3600"/>
+            <w:shd w:fill="1F4E79"/>
+            <w:vAlign w:val="center"/>
+          </w:tcPr>
+          <w:p>
+            <w:pPr>
+              <w:jc w:val="center"/>
+            </w:pPr>
+            <w:r>
+              <w:rPr>
+                <w:b/>
+                <w:color w:val="FFFFFF"/>
+                <w:sz w:val="16"/>
+              </w:rPr>
+              <w:t>EQUIPO</w:t>
+            </w:r>
+          </w:p>
+        </w:tc>
+        <w:tc>
+          <w:tcPr>
+            <w:tcW w:type="dxa" w:w="3600"/>
+            <w:shd w:fill="1F4E79"/>
+            <w:vAlign w:val="center"/>
+          </w:tcPr>
+          <w:p>
+            <w:pPr>
+              <w:jc w:val="center"/>
+            </w:pPr>
+            <w:r>
+              <w:rPr>
+                <w:b/>
+                <w:color w:val="FFFFFF"/>
+                <w:sz w:val="16"/>
+              </w:rPr>
+              <w:t>CANTIDAD</w:t>
+            </w:r>
+          </w:p>
+        </w:tc>
+      </w:tr>
+      <w:tr>
+        <w:tc>
+          <w:tcPr>
+            <w:tcW w:type="dxa" w:w="3600"/>
+            <w:shd w:fill="FFFFFF"/>
+            <w:vAlign w:val="center"/>
+          </w:tcPr>
+          <w:p>
+            <w:pPr>
+              <w:jc w:val="left"/>
+            </w:pPr>
+            <w:r>
+              <w:rPr>
+                <w:color w:val="000000"/>
+                <w:sz w:val="16"/>
+              </w:rPr>
+              <w:t>1</w:t>
+            </w:r>
+          </w:p>
+        </w:tc>
+        <w:tc>
+          <w:tcPr>
+            <w:tcW w:type="dxa" w:w="3600"/>
+            <w:shd w:fill="FFFFFF"/>
+            <w:vAlign w:val="center"/>
+          </w:tcPr>
+          <w:p>
+            <w:pPr>
+              <w:jc w:val="center"/>
+            </w:pPr>
+            <w:r>
+              <w:rPr>
+                <w:color w:val="000000"/>
+                <w:sz w:val="16"/>
+              </w:rPr>
+              <w:t>aaa</w:t>
+            </w:r>
+          </w:p>
+        </w:tc>
+        <w:tc>
+          <w:tcPr>
+            <w:tcW w:type="dxa" w:w="3600"/>
+            <w:shd w:fill="FFFFFF"/>
+            <w:vAlign w:val="center"/>
+          </w:tcPr>
+          <w:p>
+            <w:pPr>
+              <w:jc w:val="center"/>
+            </w:pPr>
+            <w:r>
+              <w:rPr>
+                <w:color w:val="000000"/>
+                <w:sz w:val="16"/>
+              </w:rPr>
+              <w:t>10</w:t>
+            </w:r>
+          </w:p>
+        </w:tc>
+      </w:tr>
+      <w:tr>
+        <w:tc>
+          <w:tcPr>
+            <w:tcW w:type="dxa" w:w="3600"/>
+            <w:shd w:fill="F2F2F2"/>
+            <w:vAlign w:val="center"/>
+          </w:tcPr>
+          <w:p>
+            <w:pPr>
+              <w:jc w:val="left"/>
+            </w:pPr>
+            <w:r>
+              <w:rPr>
+                <w:color w:val="000000"/>
+                <w:sz w:val="16"/>
+              </w:rPr>
+              <w:t>2</w:t>
+            </w:r>
+          </w:p>
+        </w:tc>
+        <w:tc>
+          <w:tcPr>
+            <w:tcW w:type="dxa" w:w="3600"/>
+            <w:shd w:fill="F2F2F2"/>
+            <w:vAlign w:val="center"/>
+          </w:tcPr>
+          <w:p>
+            <w:pPr>
+              <w:jc w:val="center"/>
+            </w:pPr>
+            <w:r>
+              <w:rPr>
+                <w:color w:val="000000"/>
+                <w:sz w:val="16"/>
+              </w:rPr>
+              <w:t>bbb</w:t>
+            </w:r>
+          </w:p>
+        </w:tc>
+        <w:tc>
+          <w:tcPr>
+            <w:tcW w:type="dxa" w:w="3600"/>
+            <w:shd w:fill="F2F2F2"/>
+            <w:vAlign w:val="center"/>
+          </w:tcPr>
+          <w:p>
+            <w:pPr>
+              <w:jc w:val="center"/>
+            </w:pPr>
+            <w:r>
+              <w:rPr>
+                <w:color w:val="000000"/>
+                <w:sz w:val="16"/>
+              </w:rPr>
+              <w:t>15</w:t>
+            </w:r>
+          </w:p>
+        </w:tc>
+      </w:tr>
+      <w:tr>
+        <w:tc>
+          <w:tcPr>
+            <w:tcW w:type="dxa" w:w="3600"/>
+            <w:shd w:fill="FFFFFF"/>
+            <w:vAlign w:val="center"/>
+          </w:tcPr>
+          <w:p>
+            <w:pPr>
+              <w:jc w:val="left"/>
+            </w:pPr>
+            <w:r>
+              <w:rPr>
+                <w:color w:val="000000"/>
+                <w:sz w:val="16"/>
+              </w:rPr>
+              <w:t>3</w:t>
+            </w:r>
+          </w:p>
+        </w:tc>
+        <w:tc>
+          <w:tcPr>
+            <w:tcW w:type="dxa" w:w="3600"/>
+            <w:shd w:fill="FFFFFF"/>
+            <w:vAlign w:val="center"/>
+          </w:tcPr>
+          <w:p>
+            <w:pPr>
+              <w:jc w:val="center"/>
+            </w:pPr>
+            <w:r>
+              <w:rPr>
+                <w:color w:val="000000"/>
+                <w:sz w:val="16"/>
+              </w:rPr>
+              <w:t>ccc</w:t>
+            </w:r>
+          </w:p>
+        </w:tc>
+        <w:tc>
+          <w:tcPr>
+            <w:tcW w:type="dxa" w:w="3600"/>
+            <w:shd w:fill="FFFFFF"/>
+            <w:vAlign w:val="center"/>
+          </w:tcPr>
+          <w:p>
+            <w:pPr>
+              <w:jc w:val="center"/>
+            </w:pPr>
+            <w:r>
+              <w:rPr>
+                <w:color w:val="000000"/>
+                <w:sz w:val="16"/>
+              </w:rPr>
+              <w:t>5</w:t>
+            </w:r>
+          </w:p>
+        </w:tc>
+      </w:tr>
+      <w:tr>
+        <w:tc>
+          <w:tcPr>
+            <w:tcW w:type="dxa" w:w="3600"/>
+            <w:shd w:fill="D9E1F2"/>
+            <w:vAlign w:val="center"/>
+          </w:tcPr>
+          <w:p>
+            <w:pPr>
+              <w:jc w:val="center"/>
+            </w:pPr>
+            <w:r>
+              <w:rPr>
+                <w:b/>
+                <w:color w:val="000000"/>
+                <w:sz w:val="16"/>
+              </w:rPr>
+              <w:t>TOTAL</w:t>
+            </w:r>
+          </w:p>
+        </w:tc>
+        <w:tc>
+          <w:tcPr>
+            <w:tcW w:type="dxa" w:w="3600"/>
+            <w:shd w:fill="D9E1F2"/>
+            <w:vAlign w:val="center"/>
+          </w:tcPr>
+          <w:p>
+            <w:pPr>
+              <w:jc w:val="center"/>
+            </w:pPr>
+            <w:r>
+              <w:rPr>
+                <w:b/>
+                <w:color w:val="000000"/>
+                <w:sz w:val="16"/>
+              </w:rPr>
+              <w:t>0</w:t>
+            </w:r>
+          </w:p>
+        </w:tc>
+        <w:tc>
+          <w:tcPr>
+            <w:tcW w:type="dxa" w:w="3600"/>
+            <w:shd w:fill="D9E1F2"/>
+            <w:vAlign w:val="center"/>
+          </w:tcPr>
+          <w:p>
+            <w:pPr>
+              <w:jc w:val="center"/>
+            </w:pPr>
+            <w:r>
+              <w:rPr>
+                <w:b/>
+                <w:color w:val="000000"/>
+                <w:sz w:val="16"/>
+              </w:rPr>
+              <w:t>30</w:t>
+            </w:r>
+          </w:p>
+        </w:tc>
+      </w:tr>
+    </w:tbl>
     <w:p>
       <w:pPr>
         <w:ind w:left="720"/>
@@ -418,27 +1382,437 @@
         <w:t xml:space="preserve">sg-14</w:t>
       </w:r>
     </w:p>
-    <w:p>
-      <w:pPr>
-        <w:ind w:left="1440"/>
-      </w:pPr>
-      <w:r>
-        <w:t xml:space="preserve">03/12/2025</w:t>
-      </w:r>
-    </w:p>
-    <w:p>
-      <w:pPr>
-        <w:ind w:left="1440"/>
-      </w:pPr>
-    </w:p>
-    <w:p>
-      <w:pPr>
-        <w:ind w:left="1440"/>
-      </w:pPr>
-      <w:r>
-        <w:t xml:space="preserve"/>
-      </w:r>
-    </w:p>
+    <w:tbl>
+      <w:tblPr>
+        <w:tblStyle w:val="Tablaconcuadrcula"/>
+        <w:jc w:val="center"/>
+        <w:tblLook w:firstColumn="1" w:firstRow="1" w:lastColumn="0" w:lastRow="0" w:noHBand="0" w:noVBand="1" w:val="04A0"/>
+        <w:tblLayout w:type="autofit"/>
+      </w:tblPr>
+      <w:tblGrid>
+        <w:gridCol w:w="1543"/>
+        <w:gridCol w:w="1543"/>
+        <w:gridCol w:w="1543"/>
+        <w:gridCol w:w="1543"/>
+        <w:gridCol w:w="1543"/>
+        <w:gridCol w:w="1543"/>
+        <w:gridCol w:w="1543"/>
+      </w:tblGrid>
+      <w:tr>
+        <w:trPr>
+          <w:tblHeader w:val="true"/>
+        </w:trPr>
+        <w:tc>
+          <w:tcPr>
+            <w:tcW w:type="dxa" w:w="1543"/>
+            <w:shd w:fill="1F4E79"/>
+            <w:vAlign w:val="center"/>
+          </w:tcPr>
+          <w:p>
+            <w:pPr>
+              <w:jc w:val="center"/>
+            </w:pPr>
+            <w:r>
+              <w:rPr>
+                <w:b/>
+                <w:color w:val="FFFFFF"/>
+                <w:sz w:val="16"/>
+              </w:rPr>
+              <w:t>No.</w:t>
+            </w:r>
+          </w:p>
+        </w:tc>
+        <w:tc>
+          <w:tcPr>
+            <w:tcW w:type="dxa" w:w="1543"/>
+            <w:shd w:fill="1F4E79"/>
+            <w:vAlign w:val="center"/>
+          </w:tcPr>
+          <w:p>
+            <w:pPr>
+              <w:jc w:val="center"/>
+            </w:pPr>
+            <w:r>
+              <w:rPr>
+                <w:b/>
+                <w:color w:val="FFFFFF"/>
+                <w:sz w:val="16"/>
+              </w:rPr>
+              <w:t>DESCRIPCIÓN</w:t>
+            </w:r>
+          </w:p>
+        </w:tc>
+        <w:tc>
+          <w:tcPr>
+            <w:tcW w:type="dxa" w:w="1543"/>
+            <w:shd w:fill="1F4E79"/>
+            <w:vAlign w:val="center"/>
+          </w:tcPr>
+          <w:p>
+            <w:pPr>
+              <w:jc w:val="center"/>
+            </w:pPr>
+            <w:r>
+              <w:rPr>
+                <w:b/>
+                <w:color w:val="FFFFFF"/>
+                <w:sz w:val="16"/>
+              </w:rPr>
+              <w:t>CANT.</w:t>
+            </w:r>
+          </w:p>
+        </w:tc>
+        <w:tc>
+          <w:tcPr>
+            <w:tcW w:type="dxa" w:w="1543"/>
+            <w:shd w:fill="1F4E79"/>
+            <w:vAlign w:val="center"/>
+          </w:tcPr>
+          <w:p>
+            <w:pPr>
+              <w:jc w:val="center"/>
+            </w:pPr>
+            <w:r>
+              <w:rPr>
+                <w:b/>
+                <w:color w:val="FFFFFF"/>
+                <w:sz w:val="16"/>
+              </w:rPr>
+              <w:t>UND</w:t>
+            </w:r>
+          </w:p>
+        </w:tc>
+        <w:tc>
+          <w:tcPr>
+            <w:tcW w:type="dxa" w:w="1543"/>
+            <w:shd w:fill="1F4E79"/>
+            <w:vAlign w:val="center"/>
+          </w:tcPr>
+          <w:p>
+            <w:pPr>
+              <w:jc w:val="center"/>
+            </w:pPr>
+            <w:r>
+              <w:rPr>
+                <w:b/>
+                <w:color w:val="FFFFFF"/>
+                <w:sz w:val="16"/>
+              </w:rPr>
+              <w:t>VALOR UNIT.</w:t>
+            </w:r>
+          </w:p>
+        </w:tc>
+        <w:tc>
+          <w:tcPr>
+            <w:tcW w:type="dxa" w:w="1543"/>
+            <w:shd w:fill="1F4E79"/>
+            <w:vAlign w:val="center"/>
+          </w:tcPr>
+          <w:p>
+            <w:pPr>
+              <w:jc w:val="center"/>
+            </w:pPr>
+            <w:r>
+              <w:rPr>
+                <w:b/>
+                <w:color w:val="FFFFFF"/>
+                <w:sz w:val="16"/>
+              </w:rPr>
+              <w:t>VALOR TOTAL</w:t>
+            </w:r>
+          </w:p>
+        </w:tc>
+        <w:tc>
+          <w:tcPr>
+            <w:tcW w:type="dxa" w:w="1543"/>
+            <w:shd w:fill="1F4E79"/>
+            <w:vAlign w:val="center"/>
+          </w:tcPr>
+          <w:p>
+            <w:pPr>
+              <w:jc w:val="center"/>
+            </w:pPr>
+            <w:r>
+              <w:rPr>
+                <w:b/>
+                <w:color w:val="FFFFFF"/>
+                <w:sz w:val="16"/>
+              </w:rPr>
+              <w:t>JUSTIFICACIÓN</w:t>
+            </w:r>
+          </w:p>
+        </w:tc>
+      </w:tr>
+      <w:tr>
+        <w:tc>
+          <w:tcPr>
+            <w:tcW w:type="dxa" w:w="1543"/>
+            <w:shd w:fill="FFFFFF"/>
+            <w:vAlign w:val="center"/>
+          </w:tcPr>
+          <w:p>
+            <w:pPr>
+              <w:jc w:val="left"/>
+            </w:pPr>
+            <w:r>
+              <w:rPr>
+                <w:color w:val="000000"/>
+                <w:sz w:val="16"/>
+              </w:rPr>
+              <w:t>1</w:t>
+            </w:r>
+          </w:p>
+        </w:tc>
+        <w:tc>
+          <w:tcPr>
+            <w:tcW w:type="dxa" w:w="1543"/>
+            <w:shd w:fill="FFFFFF"/>
+            <w:vAlign w:val="center"/>
+          </w:tcPr>
+          <w:p>
+            <w:pPr>
+              <w:jc w:val="center"/>
+            </w:pPr>
+            <w:r>
+              <w:rPr>
+                <w:color w:val="000000"/>
+                <w:sz w:val="16"/>
+              </w:rPr>
+              <w:t>dasfeasdfasd</w:t>
+            </w:r>
+          </w:p>
+        </w:tc>
+        <w:tc>
+          <w:tcPr>
+            <w:tcW w:type="dxa" w:w="1543"/>
+            <w:shd w:fill="FFFFFF"/>
+            <w:vAlign w:val="center"/>
+          </w:tcPr>
+          <w:p>
+            <w:pPr>
+              <w:jc w:val="center"/>
+            </w:pPr>
+            <w:r>
+              <w:rPr>
+                <w:color w:val="000000"/>
+                <w:sz w:val="16"/>
+              </w:rPr>
+              <w:t>1</w:t>
+            </w:r>
+          </w:p>
+        </w:tc>
+        <w:tc>
+          <w:tcPr>
+            <w:tcW w:type="dxa" w:w="1543"/>
+            <w:shd w:fill="FFFFFF"/>
+            <w:vAlign w:val="center"/>
+          </w:tcPr>
+          <w:p>
+            <w:pPr>
+              <w:jc w:val="center"/>
+            </w:pPr>
+            <w:r>
+              <w:rPr>
+                <w:color w:val="000000"/>
+                <w:sz w:val="16"/>
+              </w:rPr>
+              <w:t>UN</w:t>
+            </w:r>
+          </w:p>
+        </w:tc>
+        <w:tc>
+          <w:tcPr>
+            <w:tcW w:type="dxa" w:w="1543"/>
+            <w:shd w:fill="FFFFFF"/>
+            <w:vAlign w:val="center"/>
+          </w:tcPr>
+          <w:p>
+            <w:pPr>
+              <w:jc w:val="center"/>
+            </w:pPr>
+            <w:r>
+              <w:rPr>
+                <w:color w:val="000000"/>
+                <w:sz w:val="16"/>
+              </w:rPr>
+              <w:t>-</w:t>
+            </w:r>
+          </w:p>
+        </w:tc>
+        <w:tc>
+          <w:tcPr>
+            <w:tcW w:type="dxa" w:w="1543"/>
+            <w:shd w:fill="FFFFFF"/>
+            <w:vAlign w:val="center"/>
+          </w:tcPr>
+          <w:p>
+            <w:pPr>
+              <w:jc w:val="center"/>
+            </w:pPr>
+            <w:r>
+              <w:rPr>
+                <w:color w:val="000000"/>
+                <w:sz w:val="16"/>
+              </w:rPr>
+              <w:t>-</w:t>
+            </w:r>
+          </w:p>
+        </w:tc>
+        <w:tc>
+          <w:tcPr>
+            <w:tcW w:type="dxa" w:w="1543"/>
+            <w:shd w:fill="FFFFFF"/>
+            <w:vAlign w:val="center"/>
+          </w:tcPr>
+          <w:p>
+            <w:pPr>
+              <w:jc w:val="center"/>
+            </w:pPr>
+            <w:r>
+              <w:rPr>
+                <w:color w:val="000000"/>
+                <w:sz w:val="16"/>
+              </w:rPr>
+            </w:r>
+          </w:p>
+        </w:tc>
+      </w:tr>
+      <w:tr>
+        <w:tc>
+          <w:tcPr>
+            <w:tcW w:type="dxa" w:w="1543"/>
+            <w:shd w:fill="F2F2F2"/>
+            <w:vAlign w:val="center"/>
+          </w:tcPr>
+          <w:p>
+            <w:pPr>
+              <w:jc w:val="left"/>
+            </w:pPr>
+            <w:r>
+              <w:rPr>
+                <w:color w:val="000000"/>
+                <w:sz w:val="16"/>
+              </w:rPr>
+              <w:t>1</w:t>
+            </w:r>
+          </w:p>
+        </w:tc>
+        <w:tc>
+          <w:tcPr>
+            <w:tcW w:type="dxa" w:w="1543"/>
+            <w:shd w:fill="F2F2F2"/>
+            <w:vAlign w:val="center"/>
+          </w:tcPr>
+          <w:p>
+            <w:pPr>
+              <w:jc w:val="center"/>
+            </w:pPr>
+            <w:r>
+              <w:rPr>
+                <w:color w:val="000000"/>
+                <w:sz w:val="16"/>
+              </w:rPr>
+              <w:t>TOTAL</w:t>
+            </w:r>
+          </w:p>
+        </w:tc>
+        <w:tc>
+          <w:tcPr>
+            <w:tcW w:type="dxa" w:w="1543"/>
+            <w:shd w:fill="F2F2F2"/>
+            <w:vAlign w:val="center"/>
+          </w:tcPr>
+          <w:p>
+            <w:pPr>
+              <w:jc w:val="center"/>
+            </w:pPr>
+            <w:r>
+              <w:rPr>
+                <w:color w:val="000000"/>
+                <w:sz w:val="16"/>
+              </w:rPr>
+              <w:t>1</w:t>
+            </w:r>
+          </w:p>
+        </w:tc>
+        <w:tc>
+          <w:tcPr>
+            <w:tcW w:type="dxa" w:w="1543"/>
+            <w:shd w:fill="F2F2F2"/>
+            <w:vAlign w:val="center"/>
+          </w:tcPr>
+          <w:p>
+            <w:pPr>
+              <w:jc w:val="center"/>
+            </w:pPr>
+            <w:r>
+              <w:rPr>
+                <w:color w:val="000000"/>
+                <w:sz w:val="16"/>
+              </w:rPr>
+              <w:t>0</w:t>
+            </w:r>
+          </w:p>
+        </w:tc>
+        <w:tc>
+          <w:tcPr>
+            <w:tcW w:type="dxa" w:w="1543"/>
+            <w:shd w:fill="F2F2F2"/>
+            <w:vAlign w:val="center"/>
+          </w:tcPr>
+          <w:p>
+            <w:pPr>
+              <w:jc w:val="center"/>
+            </w:pPr>
+            <w:r>
+              <w:rPr>
+                <w:color w:val="000000"/>
+                <w:sz w:val="16"/>
+              </w:rPr>
+              <w:t>-</w:t>
+            </w:r>
+          </w:p>
+        </w:tc>
+        <w:tc>
+          <w:tcPr>
+            <w:tcW w:type="dxa" w:w="1543"/>
+            <w:shd w:fill="F2F2F2"/>
+            <w:vAlign w:val="center"/>
+          </w:tcPr>
+          <w:p>
+            <w:pPr>
+              <w:jc w:val="center"/>
+            </w:pPr>
+            <w:r>
+              <w:rPr>
+                <w:color w:val="000000"/>
+                <w:sz w:val="16"/>
+              </w:rPr>
+              <w:t>-</w:t>
+            </w:r>
+          </w:p>
+        </w:tc>
+        <w:tc>
+          <w:tcPr>
+            <w:tcW w:type="dxa" w:w="1543"/>
+            <w:shd w:fill="F2F2F2"/>
+            <w:vAlign w:val="center"/>
+          </w:tcPr>
+          <w:p>
+            <w:pPr>
+              <w:jc w:val="center"/>
+            </w:pPr>
+            <w:r>
+              <w:rPr>
+                <w:color w:val="000000"/>
+                <w:sz w:val="16"/>
+              </w:rPr>
+              <w:t>0</w:t>
+            </w:r>
+          </w:p>
+        </w:tc>
+      </w:tr>
+    </w:tbl>
     <w:sectPr>
       <w:pgSz w:w="12240" w:h="15840"/>
       <w:pgMar w:top="720" w:right="720" w:bottom="720" w:left="720" w:header="720" w:footer="720" w:gutter="0"/>
@@ -937,11 +2311,6 @@
     <w:lsdException w:name="Book Title" w:uiPriority="33" w:qFormat="1"/>
     <w:lsdException w:name="Bibliography" w:semiHidden="1" w:uiPriority="37" w:unhideWhenUsed="1"/>
     <w:lsdException w:name="TOC Heading" w:semiHidden="1" w:uiPriority="39" w:unhideWhenUsed="1" w:qFormat="1"/>
-    <w:lsdException w:name="Plain Table 5" w:semiHidden="1" w:unhideWhenUsed="1"/>
-    <w:lsdException w:name="Grid Table Light" w:semiHidden="1" w:unhideWhenUsed="1"/>
-    <w:lsdException w:name="Grid Table 1 Light" w:semiHidden="1" w:unhideWhenUsed="1"/>
-    <w:lsdException w:name="Grid Table 2" w:semiHidden="1" w:unhideWhenUsed="1"/>
-    <w:lsdException w:name="Grid Table 3" w:semiHidden="1" w:unhideWhenUsed="1"/>
     <w:lsdException w:name="Grid Table 4" w:uiPriority="49"/>
     <w:lsdException w:name="Grid Table 5 Dark" w:uiPriority="50"/>
     <w:lsdException w:name="Grid Table 6 Colorful" w:uiPriority="51"/>

--- a/output/seccion_4_2025_11.docx
+++ b/output/seccion_4_2025_11.docx
@@ -1379,7 +1379,10 @@
         <w:ind w:left="1440"/>
       </w:pPr>
       <w:r>
-        <w:t xml:space="preserve">sg-14</w:t>
+        <w:t xml:space="preserve">Para el periodo comprendido entre el 01 al 30 de Noviembre del 2025 se realizó la presentación de solicitud de inclusión de bolsa de repuestos de:</w:t>
+      </w:r>
+      <w:r>
+        <w:t xml:space="preserve"> </w:t>
       </w:r>
     </w:p>
     <w:tbl>
@@ -1390,13 +1393,10 @@
         <w:tblLayout w:type="autofit"/>
       </w:tblPr>
       <w:tblGrid>
-        <w:gridCol w:w="1543"/>
-        <w:gridCol w:w="1543"/>
-        <w:gridCol w:w="1543"/>
-        <w:gridCol w:w="1543"/>
-        <w:gridCol w:w="1543"/>
-        <w:gridCol w:w="1543"/>
-        <w:gridCol w:w="1543"/>
+        <w:gridCol w:w="2700"/>
+        <w:gridCol w:w="2700"/>
+        <w:gridCol w:w="2700"/>
+        <w:gridCol w:w="2700"/>
       </w:tblGrid>
       <w:tr>
         <w:trPr>
@@ -1404,7 +1404,7 @@
         </w:trPr>
         <w:tc>
           <w:tcPr>
-            <w:tcW w:type="dxa" w:w="1543"/>
+            <w:tcW w:type="dxa" w:w="2700"/>
             <w:shd w:fill="1F4E79"/>
             <w:vAlign w:val="center"/>
           </w:tcPr>
@@ -1418,13 +1418,13 @@
                 <w:color w:val="FFFFFF"/>
                 <w:sz w:val="16"/>
               </w:rPr>
-              <w:t>No.</w:t>
+              <w:t>Ítem</w:t>
             </w:r>
           </w:p>
         </w:tc>
         <w:tc>
           <w:tcPr>
-            <w:tcW w:type="dxa" w:w="1543"/>
+            <w:tcW w:type="dxa" w:w="2700"/>
             <w:shd w:fill="1F4E79"/>
             <w:vAlign w:val="center"/>
           </w:tcPr>
@@ -1438,13 +1438,13 @@
                 <w:color w:val="FFFFFF"/>
                 <w:sz w:val="16"/>
               </w:rPr>
-              <w:t>DESCRIPCIÓN</w:t>
+              <w:t>Fecha</w:t>
             </w:r>
           </w:p>
         </w:tc>
         <w:tc>
           <w:tcPr>
-            <w:tcW w:type="dxa" w:w="1543"/>
+            <w:tcW w:type="dxa" w:w="2700"/>
             <w:shd w:fill="1F4E79"/>
             <w:vAlign w:val="center"/>
           </w:tcPr>
@@ -1458,13 +1458,13 @@
                 <w:color w:val="FFFFFF"/>
                 <w:sz w:val="16"/>
               </w:rPr>
-              <w:t>CANT.</w:t>
+              <w:t>Consecutivo ETB</w:t>
             </w:r>
           </w:p>
         </w:tc>
         <w:tc>
           <w:tcPr>
-            <w:tcW w:type="dxa" w:w="1543"/>
+            <w:tcW w:type="dxa" w:w="2700"/>
             <w:shd w:fill="1F4E79"/>
             <w:vAlign w:val="center"/>
           </w:tcPr>
@@ -1478,67 +1478,7 @@
                 <w:color w:val="FFFFFF"/>
                 <w:sz w:val="16"/>
               </w:rPr>
-              <w:t>UND</w:t>
-            </w:r>
-          </w:p>
-        </w:tc>
-        <w:tc>
-          <w:tcPr>
-            <w:tcW w:type="dxa" w:w="1543"/>
-            <w:shd w:fill="1F4E79"/>
-            <w:vAlign w:val="center"/>
-          </w:tcPr>
-          <w:p>
-            <w:pPr>
-              <w:jc w:val="center"/>
-            </w:pPr>
-            <w:r>
-              <w:rPr>
-                <w:b/>
-                <w:color w:val="FFFFFF"/>
-                <w:sz w:val="16"/>
-              </w:rPr>
-              <w:t>VALOR UNIT.</w:t>
-            </w:r>
-          </w:p>
-        </w:tc>
-        <w:tc>
-          <w:tcPr>
-            <w:tcW w:type="dxa" w:w="1543"/>
-            <w:shd w:fill="1F4E79"/>
-            <w:vAlign w:val="center"/>
-          </w:tcPr>
-          <w:p>
-            <w:pPr>
-              <w:jc w:val="center"/>
-            </w:pPr>
-            <w:r>
-              <w:rPr>
-                <w:b/>
-                <w:color w:val="FFFFFF"/>
-                <w:sz w:val="16"/>
-              </w:rPr>
-              <w:t>VALOR TOTAL</w:t>
-            </w:r>
-          </w:p>
-        </w:tc>
-        <w:tc>
-          <w:tcPr>
-            <w:tcW w:type="dxa" w:w="1543"/>
-            <w:shd w:fill="1F4E79"/>
-            <w:vAlign w:val="center"/>
-          </w:tcPr>
-          <w:p>
-            <w:pPr>
-              <w:jc w:val="center"/>
-            </w:pPr>
-            <w:r>
-              <w:rPr>
-                <w:b/>
-                <w:color w:val="FFFFFF"/>
-                <w:sz w:val="16"/>
-              </w:rPr>
-              <w:t>JUSTIFICACIÓN</w:t>
+              <w:t>Descripción</w:t>
             </w:r>
           </w:p>
         </w:tc>
@@ -1546,7 +1486,7 @@
       <w:tr>
         <w:tc>
           <w:tcPr>
-            <w:tcW w:type="dxa" w:w="1543"/>
+            <w:tcW w:type="dxa" w:w="2700"/>
             <w:shd w:fill="FFFFFF"/>
             <w:vAlign w:val="center"/>
           </w:tcPr>
@@ -1565,7 +1505,45 @@
         </w:tc>
         <w:tc>
           <w:tcPr>
-            <w:tcW w:type="dxa" w:w="1543"/>
+            <w:tcW w:type="dxa" w:w="2700"/>
+            <w:shd w:fill="FFFFFF"/>
+            <w:vAlign w:val="center"/>
+          </w:tcPr>
+          <w:p>
+            <w:pPr>
+              <w:jc w:val="center"/>
+            </w:pPr>
+            <w:r>
+              <w:rPr>
+                <w:color w:val="000000"/>
+                <w:sz w:val="16"/>
+              </w:rPr>
+              <w:t>03/12/2025</w:t>
+            </w:r>
+          </w:p>
+        </w:tc>
+        <w:tc>
+          <w:tcPr>
+            <w:tcW w:type="dxa" w:w="2700"/>
+            <w:shd w:fill="FFFFFF"/>
+            <w:vAlign w:val="center"/>
+          </w:tcPr>
+          <w:p>
+            <w:pPr>
+              <w:jc w:val="center"/>
+            </w:pPr>
+            <w:r>
+              <w:rPr>
+                <w:color w:val="000000"/>
+                <w:sz w:val="16"/>
+              </w:rPr>
+              <w:t>sg-14</w:t>
+            </w:r>
+          </w:p>
+        </w:tc>
+        <w:tc>
+          <w:tcPr>
+            <w:tcW w:type="dxa" w:w="2700"/>
             <w:shd w:fill="FFFFFF"/>
             <w:vAlign w:val="center"/>
           </w:tcPr>
@@ -1579,235 +1557,6 @@
                 <w:sz w:val="16"/>
               </w:rPr>
               <w:t>dasfeasdfasd</w:t>
-            </w:r>
-          </w:p>
-        </w:tc>
-        <w:tc>
-          <w:tcPr>
-            <w:tcW w:type="dxa" w:w="1543"/>
-            <w:shd w:fill="FFFFFF"/>
-            <w:vAlign w:val="center"/>
-          </w:tcPr>
-          <w:p>
-            <w:pPr>
-              <w:jc w:val="center"/>
-            </w:pPr>
-            <w:r>
-              <w:rPr>
-                <w:color w:val="000000"/>
-                <w:sz w:val="16"/>
-              </w:rPr>
-              <w:t>1</w:t>
-            </w:r>
-          </w:p>
-        </w:tc>
-        <w:tc>
-          <w:tcPr>
-            <w:tcW w:type="dxa" w:w="1543"/>
-            <w:shd w:fill="FFFFFF"/>
-            <w:vAlign w:val="center"/>
-          </w:tcPr>
-          <w:p>
-            <w:pPr>
-              <w:jc w:val="center"/>
-            </w:pPr>
-            <w:r>
-              <w:rPr>
-                <w:color w:val="000000"/>
-                <w:sz w:val="16"/>
-              </w:rPr>
-              <w:t>UN</w:t>
-            </w:r>
-          </w:p>
-        </w:tc>
-        <w:tc>
-          <w:tcPr>
-            <w:tcW w:type="dxa" w:w="1543"/>
-            <w:shd w:fill="FFFFFF"/>
-            <w:vAlign w:val="center"/>
-          </w:tcPr>
-          <w:p>
-            <w:pPr>
-              <w:jc w:val="center"/>
-            </w:pPr>
-            <w:r>
-              <w:rPr>
-                <w:color w:val="000000"/>
-                <w:sz w:val="16"/>
-              </w:rPr>
-              <w:t>-</w:t>
-            </w:r>
-          </w:p>
-        </w:tc>
-        <w:tc>
-          <w:tcPr>
-            <w:tcW w:type="dxa" w:w="1543"/>
-            <w:shd w:fill="FFFFFF"/>
-            <w:vAlign w:val="center"/>
-          </w:tcPr>
-          <w:p>
-            <w:pPr>
-              <w:jc w:val="center"/>
-            </w:pPr>
-            <w:r>
-              <w:rPr>
-                <w:color w:val="000000"/>
-                <w:sz w:val="16"/>
-              </w:rPr>
-              <w:t>-</w:t>
-            </w:r>
-          </w:p>
-        </w:tc>
-        <w:tc>
-          <w:tcPr>
-            <w:tcW w:type="dxa" w:w="1543"/>
-            <w:shd w:fill="FFFFFF"/>
-            <w:vAlign w:val="center"/>
-          </w:tcPr>
-          <w:p>
-            <w:pPr>
-              <w:jc w:val="center"/>
-            </w:pPr>
-            <w:r>
-              <w:rPr>
-                <w:color w:val="000000"/>
-                <w:sz w:val="16"/>
-              </w:rPr>
-            </w:r>
-          </w:p>
-        </w:tc>
-      </w:tr>
-      <w:tr>
-        <w:tc>
-          <w:tcPr>
-            <w:tcW w:type="dxa" w:w="1543"/>
-            <w:shd w:fill="F2F2F2"/>
-            <w:vAlign w:val="center"/>
-          </w:tcPr>
-          <w:p>
-            <w:pPr>
-              <w:jc w:val="left"/>
-            </w:pPr>
-            <w:r>
-              <w:rPr>
-                <w:color w:val="000000"/>
-                <w:sz w:val="16"/>
-              </w:rPr>
-              <w:t>1</w:t>
-            </w:r>
-          </w:p>
-        </w:tc>
-        <w:tc>
-          <w:tcPr>
-            <w:tcW w:type="dxa" w:w="1543"/>
-            <w:shd w:fill="F2F2F2"/>
-            <w:vAlign w:val="center"/>
-          </w:tcPr>
-          <w:p>
-            <w:pPr>
-              <w:jc w:val="center"/>
-            </w:pPr>
-            <w:r>
-              <w:rPr>
-                <w:color w:val="000000"/>
-                <w:sz w:val="16"/>
-              </w:rPr>
-              <w:t>TOTAL</w:t>
-            </w:r>
-          </w:p>
-        </w:tc>
-        <w:tc>
-          <w:tcPr>
-            <w:tcW w:type="dxa" w:w="1543"/>
-            <w:shd w:fill="F2F2F2"/>
-            <w:vAlign w:val="center"/>
-          </w:tcPr>
-          <w:p>
-            <w:pPr>
-              <w:jc w:val="center"/>
-            </w:pPr>
-            <w:r>
-              <w:rPr>
-                <w:color w:val="000000"/>
-                <w:sz w:val="16"/>
-              </w:rPr>
-              <w:t>1</w:t>
-            </w:r>
-          </w:p>
-        </w:tc>
-        <w:tc>
-          <w:tcPr>
-            <w:tcW w:type="dxa" w:w="1543"/>
-            <w:shd w:fill="F2F2F2"/>
-            <w:vAlign w:val="center"/>
-          </w:tcPr>
-          <w:p>
-            <w:pPr>
-              <w:jc w:val="center"/>
-            </w:pPr>
-            <w:r>
-              <w:rPr>
-                <w:color w:val="000000"/>
-                <w:sz w:val="16"/>
-              </w:rPr>
-              <w:t>0</w:t>
-            </w:r>
-          </w:p>
-        </w:tc>
-        <w:tc>
-          <w:tcPr>
-            <w:tcW w:type="dxa" w:w="1543"/>
-            <w:shd w:fill="F2F2F2"/>
-            <w:vAlign w:val="center"/>
-          </w:tcPr>
-          <w:p>
-            <w:pPr>
-              <w:jc w:val="center"/>
-            </w:pPr>
-            <w:r>
-              <w:rPr>
-                <w:color w:val="000000"/>
-                <w:sz w:val="16"/>
-              </w:rPr>
-              <w:t>-</w:t>
-            </w:r>
-          </w:p>
-        </w:tc>
-        <w:tc>
-          <w:tcPr>
-            <w:tcW w:type="dxa" w:w="1543"/>
-            <w:shd w:fill="F2F2F2"/>
-            <w:vAlign w:val="center"/>
-          </w:tcPr>
-          <w:p>
-            <w:pPr>
-              <w:jc w:val="center"/>
-            </w:pPr>
-            <w:r>
-              <w:rPr>
-                <w:color w:val="000000"/>
-                <w:sz w:val="16"/>
-              </w:rPr>
-              <w:t>-</w:t>
-            </w:r>
-          </w:p>
-        </w:tc>
-        <w:tc>
-          <w:tcPr>
-            <w:tcW w:type="dxa" w:w="1543"/>
-            <w:shd w:fill="F2F2F2"/>
-            <w:vAlign w:val="center"/>
-          </w:tcPr>
-          <w:p>
-            <w:pPr>
-              <w:jc w:val="center"/>
-            </w:pPr>
-            <w:r>
-              <w:rPr>
-                <w:color w:val="000000"/>
-                <w:sz w:val="16"/>
-              </w:rPr>
-              <w:t>0</w:t>
             </w:r>
           </w:p>
         </w:tc>
